--- a/docs/user_guide.docx
+++ b/docs/user_guide.docx
@@ -57,7 +57,7 @@
         <w:pStyle w:val="ListBullet"/>
       </w:pPr>
       <w:r>
-        <w:t>Field partners and dealers: field partners help create and promote listings, sell plans and sponsorships, and earn a share of what they bring in; a dealer coordinates a territory of field partners. Approved earnings appear as plain rupee wallet balances.</w:t>
+        <w:t>Field partners and dealers: field partners help create and promote listings and can receive credit when a valid partner code is used at sponsorship checkout. The separate product-sales option is no longer shown in the partner dashboard. A dealer coordinates a territory of field partners.</w:t>
       </w:r>
     </w:p>
     <w:p>
@@ -278,8 +278,9 @@
       </w:r>
     </w:p>
     <w:p>
+      <w:pPr/>
       <w:r>
-        <w:t>Anyone — an organisation, a family, or an NRI devotee — can sponsor one or more temples directly from the public site: search and add temples to a sponsorship list, choose a package per temple, upload a logo and banner, and pay online or submit a manual payment for staff verification. Separately, a field partner can run a similar sale on behalf of one specific temple as part of selling it a plan, in which case the partner's and dealer's commission is calculated automatically on the sale. Both paths lead to the same sponsor record, branding placement and invoice.</w:t>
+        <w:t>An organisation, family, devotee or temple committee can use the sponsorship page. Choose self sponsorship for no sponsor branding, or third-party sponsorship for optional sponsor name, GSTIN, logo, banner and advertising text. A valid partner code shows the partner name and applies attribution; an invalid code must be corrected before it can receive credit.</w:t>
       </w:r>
     </w:p>
     <w:p>
@@ -334,7 +335,7 @@
         <w:pStyle w:val="ListBullet"/>
       </w:pPr>
       <w:r>
-        <w:t>One price book: the prototype currently shows at least three different plan-price lists in different places — a temple's own plan field (Free/Basic/Pro), the administrator's plan-editing screen (Free/Temple Basic ₹6,000/Temple Pro ₹15,000/Service Premium ₹2,999), and the newer partner-checkout screen (Basic ₹4,000/Premium ₹10,000/Mini Billing App ₹5,000 one-time). These must be reconciled into one approved price book before development.</w:t>
+        <w:t>One price book: older plan-price examples still appear in parts of the prototype. These must be reconciled with Supporter, Patron, Benefactor and Temple Billing mini ERP before production development.</w:t>
       </w:r>
     </w:p>
     <w:p>
@@ -342,7 +343,7 @@
         <w:pStyle w:val="ListBullet"/>
       </w:pPr>
       <w:r>
-        <w:t>One commission model: the newer checkout flow uses a flat 10% partner / 5% dealer commission on plain rupee wallets, on purpose replacing an older model where a dealer instead earned 10% of every partner credit and partners earned varying percentages by event (15% on a plan, 5% on a renewal, and so on). Only one of these should remain.</w:t>
+        <w:t>One commission model: sponsorship checkout currently shows a flat 10% partner and 5% dealer commission, while older screens show different rules. Only one formula should remain.</w:t>
       </w:r>
     </w:p>
     <w:p>
@@ -498,7 +499,68 @@
     </w:p>
     <w:p>
       <w:r>
-        <w:t>Start with the public temple directory, open a listing, place a sample pooja booking and inspect its receipt. Open the temple dashboard to compare today's bookings with an older chart and its payout record. Next inspect a festival programme and a professional service profile, then try the public "Sponsor a temple" page and, separately, a field partner's own checkout for selling a plan. Finally, use the login role selector to switch between Partner, Dealer, Vendor, Moderator, Accountant and Portal Administrator; each dashboard shows a different part of the same workflow. Screens and IDs are illustrative sample data, so a visible button or status does not prove that real bank, gateway or messaging integrations are already connected.</w:t>
+        <w:t>Start with the public temple directory, open a listing, place a sample booking and inspect its receipt. Then try Submit a temple, Create a profile and the public sponsorship checkout. Use the login role selector to inspect the different dashboards. All screens, payments and IDs are illustrative sample data, not proof of live integrations.</w:t>
+      </w:r>
+    </w:p>
+    <w:p>
+      <w:pPr>
+        <w:pStyle w:val="Heading1"/>
+      </w:pPr>
+      <w:r>
+        <w:t>Creating listings and completing sponsorship</w:t>
+      </w:r>
+    </w:p>
+    <w:p>
+      <w:r>
+        <w:t>The current prototype uses one clear listing workflow and one commercial checkout.</w:t>
+      </w:r>
+    </w:p>
+    <w:p>
+      <w:pPr>
+        <w:pStyle w:val="ListBullet"/>
+      </w:pPr>
+      <w:r>
+        <w:t>Submit a temple is a no-login contact form. Create a profile uses OTP or Google login and opens the full editor. Claiming starts only from the relevant listing detail page.</w:t>
+      </w:r>
+    </w:p>
+    <w:p>
+      <w:pPr>
+        <w:pStyle w:val="ListBullet"/>
+      </w:pPr>
+      <w:r>
+        <w:t>Devotees and partners can create, view and edit listings. Every section saves as a draft for later continuation, and authorised staff can view drafts. Photos and KYC documents are optional.</w:t>
+      </w:r>
+    </w:p>
+    <w:p>
+      <w:pPr>
+        <w:pStyle w:val="ListBullet"/>
+      </w:pPr>
+      <w:r>
+        <w:t>Temple forms use Admin master data for Main deity 1, optional Main deity 2 and other deities. They store public temple phone/email for display and booking notifications, plus separate private committee-member phone/email for verification and support.</w:t>
+      </w:r>
+    </w:p>
+    <w:p>
+      <w:pPr>
+        <w:pStyle w:val="ListBullet"/>
+      </w:pPr>
+      <w:r>
+        <w:t>Sponsorship offers self sponsorship without branding and third-party sponsorship with optional branding fields. Supporter, Patron, Benefactor and Temple Billing mini ERP are shown together as packages.</w:t>
+      </w:r>
+    </w:p>
+    <w:p>
+      <w:pPr>
+        <w:pStyle w:val="ListBullet"/>
+      </w:pPr>
+      <w:r>
+        <w:t>Gateway payments may confirm automatically. UPI, bank transfer and cheque require payment details and staff verification, with a provisional receipt until approval. The default UPI QR is shown and branch details are not requested.</w:t>
+      </w:r>
+    </w:p>
+    <w:p>
+      <w:pPr>
+        <w:pStyle w:val="ListBullet"/>
+      </w:pPr>
+      <w:r>
+        <w:t>Sponsorship produces a tax invoice, not an 80G receipt. Confirmed plans activate after payment; Mini ERP buyers also see their temple code, activation UUID, download link and setup steps in their account.</w:t>
       </w:r>
     </w:p>
     <w:sectPr>
